--- a/MVPM_Hackathon_Progress_Tracker.docx
+++ b/MVPM_Hackathon_Progress_Tracker.docx
@@ -14,25 +14,35 @@
     <w:p>
       <w:r>
         <w:br/>
-        <w:t>Team Name: ____________________________</w:t>
+        <w:t xml:space="preserve">Team Name: </w:t>
+      </w:r>
+      <w:r>
+        <w:t>LLB</w:t>
       </w:r>
     </w:p>
     <w:p>
       <w:r>
-        <w:t>Team Members: _________________________</w:t>
+        <w:t xml:space="preserve">Team Members: </w:t>
+      </w:r>
+      <w:r>
+        <w:t xml:space="preserve"> 1. Mahesh Loya </w:t>
       </w:r>
     </w:p>
     <w:p>
       <w:r>
-        <w:t>__________________________________________</w:t>
+        <w:tab/>
+      </w:r>
+      <w:r>
+        <w:tab/>
+        <w:t xml:space="preserve">    2. Aniruddha Lahoti</w:t>
       </w:r>
     </w:p>
     <w:p>
       <w:r>
-        <w:t>Date: _________________________________</w:t>
+        <w:t>Date:</w:t>
       </w:r>
       <w:r>
-        <w:br/>
+        <w:t>11/4/26</w:t>
       </w:r>
     </w:p>
     <w:p>
@@ -49,15 +59,45 @@
         <w:br/>
         <w:t>Problem Statement:</w:t>
       </w:r>
-    </w:p>
-    <w:p>
       <w:r>
-        <w:t>__________________________________________</w:t>
+        <w:t xml:space="preserve"> </w:t>
       </w:r>
     </w:p>
     <w:p>
       <w:r>
-        <w:t>__________________________________________</w:t>
+        <w:t xml:space="preserve">Small and medium businesses lose leads because they can't respond to </w:t>
+      </w:r>
+      <w:proofErr w:type="gramStart"/>
+      <w:r>
+        <w:t xml:space="preserve">WhatsApp  </w:t>
+      </w:r>
+      <w:r>
+        <w:t>e</w:t>
+      </w:r>
+      <w:r>
+        <w:t>nquiries</w:t>
+      </w:r>
+      <w:proofErr w:type="gramEnd"/>
+      <w:r>
+        <w:t xml:space="preserve"> fast enough - salespeople are busy, it's after hours, or answers are inaccurate because inventory</w:t>
+      </w:r>
+      <w:r>
+        <w:t xml:space="preserve"> </w:t>
+      </w:r>
+      <w:r>
+        <w:t>changes daily. Existing WhatsApp bots are menu-driven and feel robotic. There is no affordable,</w:t>
+      </w:r>
+      <w:r>
+        <w:t xml:space="preserve"> </w:t>
+      </w:r>
+      <w:r>
+        <w:t>conversation-driven AI sales assistant that reads from live business data and replies like a real human</w:t>
+      </w:r>
+      <w:r>
+        <w:t xml:space="preserve"> </w:t>
+      </w:r>
+      <w:r>
+        <w:t>salesperson.</w:t>
       </w:r>
     </w:p>
     <w:p>
@@ -67,23 +107,40 @@
       </w:r>
     </w:p>
     <w:p>
+      <w:proofErr w:type="gramStart"/>
       <w:r>
-        <w:t>☐ ________________________________________</w:t>
+        <w:t xml:space="preserve">☐ </w:t>
+      </w:r>
+      <w:r>
+        <w:t xml:space="preserve"> WhatsApp</w:t>
+      </w:r>
+      <w:proofErr w:type="gramEnd"/>
+      <w:r>
+        <w:t xml:space="preserve"> connectivity</w:t>
       </w:r>
     </w:p>
     <w:p>
       <w:r>
-        <w:t>☐ ________________________________________</w:t>
+        <w:t xml:space="preserve">☐ </w:t>
+      </w:r>
+      <w:r>
+        <w:t>AI-powered auto-reply pipeline</w:t>
       </w:r>
     </w:p>
     <w:p>
       <w:r>
-        <w:t>☐ ________________________________________</w:t>
+        <w:t xml:space="preserve">☐ </w:t>
+      </w:r>
+      <w:r>
+        <w:t>Full Sales CRM dashboard</w:t>
       </w:r>
     </w:p>
     <w:p>
       <w:r>
-        <w:t>☐ ________________________________________</w:t>
+        <w:t xml:space="preserve">☐ </w:t>
+      </w:r>
+      <w:r>
+        <w:t>Automation engine</w:t>
       </w:r>
     </w:p>
     <w:p>
@@ -94,28 +151,40 @@
     </w:p>
     <w:p>
       <w:r>
-        <w:t>__________________________________________</w:t>
+        <w:t>Frontend: React 18, Vite 6, TypeScript, Tailwind CSS, Framer Motion</w:t>
       </w:r>
     </w:p>
     <w:p>
       <w:r>
-        <w:t>__________________________________________</w:t>
+        <w:t xml:space="preserve">Backend: </w:t>
       </w:r>
-    </w:p>
-    <w:p>
+      <w:proofErr w:type="spellStart"/>
+      <w:r>
+        <w:t>Fastify</w:t>
+      </w:r>
+      <w:proofErr w:type="spellEnd"/>
+      <w:r>
+        <w:t xml:space="preserve"> 5, TypeScript, Baileys (WhatsApp Web), GPT-4o (via GitHub Models), </w:t>
+      </w:r>
+      <w:proofErr w:type="spellStart"/>
+      <w:r>
+        <w:t>Supabase</w:t>
+      </w:r>
+      <w:proofErr w:type="spellEnd"/>
+      <w:r>
+        <w:t xml:space="preserve"> (PostgreSQL +</w:t>
+      </w:r>
+      <w:proofErr w:type="spellStart"/>
+      <w:r>
+        <w:t>gvector</w:t>
+      </w:r>
+      <w:proofErr w:type="spellEnd"/>
+      <w:r>
+        <w:t>), Docker</w:t>
+      </w:r>
       <w:r>
         <w:br/>
         <w:t>Current Working Status:</w:t>
-      </w:r>
-    </w:p>
-    <w:p>
-      <w:r>
-        <w:t>☐ Idea Stage</w:t>
-      </w:r>
-    </w:p>
-    <w:p>
-      <w:r>
-        <w:t>☐ Partial Implementation</w:t>
       </w:r>
     </w:p>
     <w:p>
@@ -125,7 +194,6 @@
     </w:p>
     <w:p>
       <w:r>
-        <w:lastRenderedPageBreak/>
         <w:br/>
       </w:r>
     </w:p>
@@ -135,6 +203,7 @@
           <w:b/>
           <w:sz w:val="28"/>
         </w:rPr>
+        <w:lastRenderedPageBreak/>
         <w:t>2. What are you planning to build in the next 24 hours? (Hackathon Execution Plan)</w:t>
       </w:r>
     </w:p>
@@ -146,17 +215,65 @@
     </w:p>
     <w:p>
       <w:r>
-        <w:t>☐ ________________________________________</w:t>
+        <w:t xml:space="preserve">Ship 3 production-grade features to our live pilot </w:t>
       </w:r>
     </w:p>
     <w:p>
       <w:r>
-        <w:t>☐ ________________________________________</w:t>
+        <w:t>Validate each feature w</w:t>
+      </w:r>
+      <w:r>
+        <w:t xml:space="preserve">ith finetuning the reply and add </w:t>
+      </w:r>
+      <w:r>
+        <w:t xml:space="preserve">new used-car-dealer conversations </w:t>
+      </w:r>
+      <w:r>
+        <w:t xml:space="preserve">if sourced </w:t>
+      </w:r>
+      <w:r>
+        <w:t xml:space="preserve"> </w:t>
       </w:r>
     </w:p>
     <w:p>
       <w:r>
-        <w:t>☐ ________________________________________</w:t>
+        <w:t xml:space="preserve">Lock business case: </w:t>
+      </w:r>
+      <w:r>
+        <w:rPr>
+          <w:rFonts w:ascii="Cambria" w:hAnsi="Cambria" w:cs="Cambria"/>
+        </w:rPr>
+        <w:t>₹</w:t>
+      </w:r>
+      <w:r>
+        <w:t xml:space="preserve">1,499 / </w:t>
+      </w:r>
+      <w:r>
+        <w:rPr>
+          <w:rFonts w:ascii="Cambria" w:hAnsi="Cambria" w:cs="Cambria"/>
+        </w:rPr>
+        <w:t>₹</w:t>
+      </w:r>
+      <w:r>
+        <w:t xml:space="preserve">4,999 / </w:t>
+      </w:r>
+      <w:r>
+        <w:rPr>
+          <w:rFonts w:ascii="Cambria" w:hAnsi="Cambria" w:cs="Cambria"/>
+        </w:rPr>
+        <w:t>₹</w:t>
+      </w:r>
+      <w:r>
+        <w:t xml:space="preserve">14,999 tiers anchored to replacing </w:t>
+      </w:r>
+      <w:r>
+        <w:rPr>
+          <w:rFonts w:ascii="Cambria" w:hAnsi="Cambria" w:cs="Cambria"/>
+        </w:rPr>
+        <w:t>₹</w:t>
+      </w:r>
+      <w:r>
+        <w:t>1L/month CS staff cost</w:t>
       </w:r>
     </w:p>
     <w:p>
@@ -167,17 +284,70 @@
     </w:p>
     <w:p>
       <w:r>
-        <w:t>☐ ________________________________________</w:t>
+        <w:rPr>
+          <w:b/>
+          <w:bCs/>
+        </w:rPr>
+        <w:t>Voice note understanding (Hindi / Hinglish / Marathi)</w:t>
+      </w:r>
+      <w:r>
+        <w:t xml:space="preserve"> — customer sends WhatsApp voice note → Sarvam Saaras v3 STT → existing GPT-4o pipeline → intelligent text reply grounded in dealer's inventory </w:t>
       </w:r>
     </w:p>
     <w:p>
       <w:r>
-        <w:t>☐ ________________________________________</w:t>
+        <w:rPr>
+          <w:b/>
+          <w:bCs/>
+        </w:rPr>
+        <w:t>Image-based car inquiry matching</w:t>
+      </w:r>
+      <w:r>
+        <w:t xml:space="preserve"> — customer sends a car photo ("yeh </w:t>
+      </w:r>
+      <w:proofErr w:type="spellStart"/>
+      <w:r>
+        <w:t>wali</w:t>
+      </w:r>
+      <w:proofErr w:type="spellEnd"/>
+      <w:r>
+        <w:t xml:space="preserve"> </w:t>
+      </w:r>
+      <w:proofErr w:type="spellStart"/>
+      <w:r>
+        <w:t>hai</w:t>
+      </w:r>
+      <w:proofErr w:type="spellEnd"/>
+      <w:r>
+        <w:t xml:space="preserve"> </w:t>
+      </w:r>
+      <w:proofErr w:type="spellStart"/>
+      <w:r>
+        <w:t>kya</w:t>
+      </w:r>
+      <w:proofErr w:type="spellEnd"/>
+      <w:r>
+        <w:t xml:space="preserve">?") → GPT-4o Vision identifies make/model/year → </w:t>
+      </w:r>
+      <w:proofErr w:type="spellStart"/>
+      <w:r>
+        <w:t>pgvector</w:t>
+      </w:r>
+      <w:proofErr w:type="spellEnd"/>
+      <w:r>
+        <w:t xml:space="preserve"> RAG matches against live inventory → reply with matching stock + price </w:t>
       </w:r>
     </w:p>
     <w:p>
       <w:r>
-        <w:t>☐ ________________________________________</w:t>
+        <w:rPr>
+          <w:b/>
+          <w:bCs/>
+        </w:rPr>
+        <w:t>Auto-scheduled test drive booking with human-review fallback</w:t>
+      </w:r>
+      <w:r>
+        <w:t xml:space="preserve"> — AI detects buying intent → offers slots → writes to Google Calendar → low-confidence replies flagged to dealer dashboard before sending (defends against hallucination risk)</w:t>
       </w:r>
     </w:p>
     <w:tbl>
@@ -240,15 +410,7 @@
     </w:p>
     <w:p>
       <w:r>
-        <w:t>__________________________________________</w:t>
-      </w:r>
-    </w:p>
-    <w:p>
-      <w:r>
-        <w:t>__________________________________________</w:t>
-      </w:r>
-      <w:r>
-        <w:br/>
+        <w:t>A production-deployed, multimodal WhatsApp sales copilot that Giriraj Motors uses live — accepting text, voice, and image inquiries in Hindi/Hinglish/Marathi, grounded in real inventory, with a human-review safety net — validated by 5+ documented dealer conversations and priced against concrete unit economics (replaces ₹1L/month CS spend for ₹15K/month).</w:t>
       </w:r>
     </w:p>
     <w:p>
@@ -262,50 +424,80 @@
     </w:p>
     <w:p>
       <w:r>
+        <w:lastRenderedPageBreak/>
         <w:br/>
         <w:t>Features Successfully Implemented:</w:t>
       </w:r>
     </w:p>
     <w:p>
       <w:r>
-        <w:t>☐ ________________________________________</w:t>
+        <w:t xml:space="preserve"> </w:t>
+      </w:r>
+      <w:r>
+        <w:rPr>
+          <w:rFonts w:ascii="Segoe UI Symbol" w:hAnsi="Segoe UI Symbol" w:cs="Segoe UI Symbol"/>
+        </w:rPr>
+        <w:t>☐</w:t>
+      </w:r>
+      <w:r>
+        <w:t xml:space="preserve"> Voice note understanding (Hindi / Hinglish / Marathi) via Sarvam Saaras v3 </w:t>
       </w:r>
     </w:p>
     <w:p>
       <w:r>
-        <w:t>☐ ________________________________________</w:t>
+        <w:t xml:space="preserve"> </w:t>
+      </w:r>
+      <w:r>
+        <w:rPr>
+          <w:rFonts w:ascii="Segoe UI Symbol" w:hAnsi="Segoe UI Symbol" w:cs="Segoe UI Symbol"/>
+        </w:rPr>
+        <w:t>☐</w:t>
+      </w:r>
+      <w:r>
+        <w:t xml:space="preserve"> Image-based car inquiry matching via GPT-4o Vision + </w:t>
+      </w:r>
+      <w:proofErr w:type="spellStart"/>
+      <w:r>
+        <w:t>pgvector</w:t>
+      </w:r>
+      <w:proofErr w:type="spellEnd"/>
+      <w:r>
+        <w:t xml:space="preserve"> RAG </w:t>
       </w:r>
     </w:p>
     <w:p>
       <w:r>
-        <w:lastRenderedPageBreak/>
-        <w:t>☐ ________________________________________</w:t>
+        <w:rPr>
+          <w:rFonts w:ascii="Segoe UI Symbol" w:hAnsi="Segoe UI Symbol" w:cs="Segoe UI Symbol"/>
+        </w:rPr>
+        <w:t>☐</w:t>
+      </w:r>
+      <w:r>
+        <w:t xml:space="preserve"> Auto-scheduled test drive booking with Google Calendar sync </w:t>
       </w:r>
     </w:p>
     <w:p>
       <w:r>
-        <w:t>☐ ________________________________________</w:t>
+        <w:rPr>
+          <w:rFonts w:ascii="Segoe UI Symbol" w:hAnsi="Segoe UI Symbol" w:cs="Segoe UI Symbol"/>
+        </w:rPr>
+        <w:t>☐</w:t>
+      </w:r>
+      <w:r>
+        <w:t xml:space="preserve"> Human-review queue for low-confidence / high-stakes replies</w:t>
+      </w:r>
+      <w:r>
+        <w:br/>
       </w:r>
     </w:p>
     <w:p>
       <w:r>
-        <w:br/>
         <w:t>Demo Status:</w:t>
       </w:r>
     </w:p>
     <w:p>
       <w:r>
-        <w:t>☐ Fully Working</w:t>
-      </w:r>
-    </w:p>
-    <w:p>
-      <w:r>
         <w:t>☐ Partially Working</w:t>
-      </w:r>
-    </w:p>
-    <w:p>
-      <w:r>
-        <w:t>☐ Prototype Only</w:t>
       </w:r>
     </w:p>
     <w:p/>
@@ -316,12 +508,74 @@
     </w:p>
     <w:p>
       <w:r>
-        <w:t>__________________________________________</w:t>
+        <w:t xml:space="preserve">Live pilot customer </w:t>
+      </w:r>
+      <w:r>
+        <w:rPr>
+          <w:b/>
+          <w:bCs/>
+        </w:rPr>
+        <w:t xml:space="preserve">Giriraj </w:t>
+      </w:r>
+      <w:proofErr w:type="gramStart"/>
+      <w:r>
+        <w:rPr>
+          <w:b/>
+          <w:bCs/>
+        </w:rPr>
+        <w:t>Motors</w:t>
+      </w:r>
+      <w:r>
+        <w:t xml:space="preserve">  actively</w:t>
+      </w:r>
+      <w:proofErr w:type="gramEnd"/>
+      <w:r>
+        <w:t xml:space="preserve"> using </w:t>
+      </w:r>
+      <w:proofErr w:type="spellStart"/>
+      <w:r>
+        <w:t>Vyavsay</w:t>
+      </w:r>
+      <w:proofErr w:type="spellEnd"/>
+      <w:r>
+        <w:t xml:space="preserve"> in production; owner quote and usage data referenced in pitch </w:t>
       </w:r>
     </w:p>
     <w:p>
       <w:r>
-        <w:t>__________________________________________</w:t>
+        <w:t xml:space="preserve">End-to-end latency under </w:t>
+      </w:r>
+      <w:r>
+        <w:t xml:space="preserve">with the fine tune </w:t>
+      </w:r>
+      <w:proofErr w:type="gramStart"/>
+      <w:r>
+        <w:t xml:space="preserve">reply </w:t>
+      </w:r>
+      <w:r>
+        <w:t xml:space="preserve"> for</w:t>
+      </w:r>
+      <w:proofErr w:type="gramEnd"/>
+      <w:r>
+        <w:t xml:space="preserve"> voice note → intelligent Hinglish reply</w:t>
+      </w:r>
+      <w:r>
+        <w:t>.</w:t>
+      </w:r>
+      <w:r>
+        <w:br/>
+      </w:r>
+      <w:r>
+        <w:br/>
+      </w:r>
+      <w:r>
+        <w:t>Pricing validated against real customer economics: ₹15K/month replaces ~₹1L/month in CS staff cost (6.6× ROI in month one)</w:t>
+      </w:r>
+    </w:p>
+    <w:p/>
+    <w:p>
+      <w:r>
+        <w:t xml:space="preserve"> </w:t>
       </w:r>
     </w:p>
     <w:sectPr>
@@ -1140,7 +1394,6 @@
   <w:style w:type="character" w:default="1" w:styleId="DefaultParagraphFont">
     <w:name w:val="Default Paragraph Font"/>
     <w:uiPriority w:val="1"/>
-    <w:semiHidden/>
     <w:unhideWhenUsed/>
   </w:style>
   <w:style w:type="table" w:default="1" w:styleId="TableNormal">
